--- a/ДЗ2/ДЗ2_отчёт.docx
+++ b/ДЗ2/ДЗ2_отчёт.docx
@@ -1425,7 +1425,7 @@
           <w:b/>
           <w:bCs/>
         </w:rPr>
-        <w:t xml:space="preserve">`CLAUDE.md`</w:t>
+        <w:t xml:space="preserve">CLAUDE.md</w:t>
       </w:r>
       <w:r>
         <w:t xml:space="preserve"> в корне проекта: агент автоматически подгружает его в начало каждой сессии, поэтому правила действуют на все запросы без повторения в промптах. Файл содержит </w:t>

--- a/ДЗ2/ДЗ2_отчёт.docx
+++ b/ДЗ2/ДЗ2_отчёт.docx
@@ -163,7 +163,7 @@
           <w:sz w:val="28"/>
           <w:szCs w:val="28"/>
         </w:rPr>
-        <w:t xml:space="preserve"> Тутубалин</w:t>
+        <w:t xml:space="preserve"> Мокшин В. В.</w:t>
       </w:r>
     </w:p>
     <w:p>
